--- a/Word/Module 2/DOCX/Realises/M2_04_Realise_Illustrations.docx
+++ b/Word/Module 2/DOCX/Realises/M2_04_Realise_Illustrations.docx
@@ -7,12 +7,12 @@
         <w:pStyle w:val="Title"/>
       </w:pPr>
       <w:r>
-        <w:t>Illustrations - resultat</w:t>
+        <w:t>Illustrations - résultat</w:t>
       </w:r>
     </w:p>
     <w:p>
       <w:r>
-        <w:t>Image habillee en carre, WordArt en titre, SmartArt de processus, tableau Excel lie, symbole et equation inseres, objets positionnes proprement.</w:t>
+        <w:t>Image habillée en carré, WordArt en titre, SmartArt de processus, tableau Excel lié, symbole et équation insérés, objets positionnés proprement.</w:t>
       </w:r>
     </w:p>
     <w:sectPr>
